--- a/pgr_app/modelos/modelo_riscos_pcmso.docx
+++ b/pgr_app/modelos/modelo_riscos_pcmso.docx
@@ -674,6 +674,7 @@
       <w:tr>
         <w:trPr>
           <w:gridAfter w:val="1"/>
+          <w:wAfter w:w="16" w:type="dxa"/>
           <w:trHeight w:val="320"/>
         </w:trPr>
         <w:tc>
@@ -707,7 +708,25 @@
                 <w:sz w:val="20"/>
                 <w:szCs w:val="20"/>
               </w:rPr>
-              <w:t>NENHUM FATOR DE RISCO PSICOSSOCIAL FOI IDENTIFICADO PARA A SETOR</w:t>
+              <w:t xml:space="preserve">NENHUM FATOR DE RISCO PSICOSSOCIAL FOI IDENTIFICADO PARA </w:t>
+            </w:r>
+            <w:r>
+              <w:rPr>
+                <w:rFonts w:ascii="Arial Narrow" w:hAnsi="Arial Narrow"/>
+                <w:b/>
+                <w:sz w:val="20"/>
+                <w:szCs w:val="20"/>
+              </w:rPr>
+              <w:t>O</w:t>
+            </w:r>
+            <w:r>
+              <w:rPr>
+                <w:rFonts w:ascii="Arial Narrow" w:hAnsi="Arial Narrow"/>
+                <w:b/>
+                <w:sz w:val="20"/>
+                <w:szCs w:val="20"/>
+              </w:rPr>
+              <w:t xml:space="preserve"> SETOR</w:t>
             </w:r>
           </w:p>
         </w:tc>
@@ -715,6 +734,7 @@
       <w:tr>
         <w:trPr>
           <w:gridAfter w:val="1"/>
+          <w:wAfter w:w="16" w:type="dxa"/>
           <w:trHeight w:val="287"/>
         </w:trPr>
         <w:tc>
@@ -778,6 +798,7 @@
       <w:tr>
         <w:trPr>
           <w:gridAfter w:val="1"/>
+          <w:wAfter w:w="16" w:type="dxa"/>
           <w:trHeight w:val="729"/>
         </w:trPr>
         <w:tc>
@@ -1152,6 +1173,7 @@
       <w:tr>
         <w:trPr>
           <w:gridAfter w:val="1"/>
+          <w:wAfter w:w="16" w:type="dxa"/>
           <w:trHeight w:val="517"/>
         </w:trPr>
         <w:tc>
@@ -1393,7 +1415,7 @@
     </w:tbl>
     <w:p>
       <w:pPr>
-        <w:pStyle w:val="BodyText"/>
+        <w:pStyle w:val="Corpodetexto"/>
         <w:jc w:val="both"/>
         <w:rPr>
           <w:rFonts w:ascii="Arial Narrow" w:hAnsi="Arial Narrow"/>
@@ -1402,7 +1424,7 @@
     </w:p>
     <w:p>
       <w:pPr>
-        <w:pStyle w:val="BodyText"/>
+        <w:pStyle w:val="Corpodetexto"/>
         <w:jc w:val="both"/>
         <w:rPr>
           <w:rFonts w:ascii="Arial Narrow" w:hAnsi="Arial Narrow"/>
@@ -1836,11 +1858,11 @@
       <w14:ligatures w14:val="none"/>
     </w:rPr>
   </w:style>
-  <w:style w:type="paragraph" w:styleId="Heading1">
+  <w:style w:type="paragraph" w:styleId="Ttulo1">
     <w:name w:val="heading 1"/>
     <w:basedOn w:val="Normal"/>
     <w:next w:val="Normal"/>
-    <w:link w:val="Heading1Char"/>
+    <w:link w:val="Ttulo1Char"/>
     <w:uiPriority w:val="9"/>
     <w:qFormat/>
     <w:rsid w:val="00745A54"/>
@@ -1863,11 +1885,11 @@
       <w14:ligatures w14:val="standardContextual"/>
     </w:rPr>
   </w:style>
-  <w:style w:type="paragraph" w:styleId="Heading2">
+  <w:style w:type="paragraph" w:styleId="Ttulo2">
     <w:name w:val="heading 2"/>
     <w:basedOn w:val="Normal"/>
     <w:next w:val="Normal"/>
-    <w:link w:val="Heading2Char"/>
+    <w:link w:val="Ttulo2Char"/>
     <w:uiPriority w:val="9"/>
     <w:semiHidden/>
     <w:unhideWhenUsed/>
@@ -1892,11 +1914,11 @@
       <w14:ligatures w14:val="standardContextual"/>
     </w:rPr>
   </w:style>
-  <w:style w:type="paragraph" w:styleId="Heading3">
+  <w:style w:type="paragraph" w:styleId="Ttulo3">
     <w:name w:val="heading 3"/>
     <w:basedOn w:val="Normal"/>
     <w:next w:val="Normal"/>
-    <w:link w:val="Heading3Char"/>
+    <w:link w:val="Ttulo3Char"/>
     <w:uiPriority w:val="9"/>
     <w:semiHidden/>
     <w:unhideWhenUsed/>
@@ -1921,11 +1943,11 @@
       <w14:ligatures w14:val="standardContextual"/>
     </w:rPr>
   </w:style>
-  <w:style w:type="paragraph" w:styleId="Heading4">
+  <w:style w:type="paragraph" w:styleId="Ttulo4">
     <w:name w:val="heading 4"/>
     <w:basedOn w:val="Normal"/>
     <w:next w:val="Normal"/>
-    <w:link w:val="Heading4Char"/>
+    <w:link w:val="Ttulo4Char"/>
     <w:uiPriority w:val="9"/>
     <w:semiHidden/>
     <w:unhideWhenUsed/>
@@ -1952,11 +1974,11 @@
       <w14:ligatures w14:val="standardContextual"/>
     </w:rPr>
   </w:style>
-  <w:style w:type="paragraph" w:styleId="Heading5">
+  <w:style w:type="paragraph" w:styleId="Ttulo5">
     <w:name w:val="heading 5"/>
     <w:basedOn w:val="Normal"/>
     <w:next w:val="Normal"/>
-    <w:link w:val="Heading5Char"/>
+    <w:link w:val="Ttulo5Char"/>
     <w:uiPriority w:val="9"/>
     <w:semiHidden/>
     <w:unhideWhenUsed/>
@@ -1981,11 +2003,11 @@
       <w14:ligatures w14:val="standardContextual"/>
     </w:rPr>
   </w:style>
-  <w:style w:type="paragraph" w:styleId="Heading6">
+  <w:style w:type="paragraph" w:styleId="Ttulo6">
     <w:name w:val="heading 6"/>
     <w:basedOn w:val="Normal"/>
     <w:next w:val="Normal"/>
-    <w:link w:val="Heading6Char"/>
+    <w:link w:val="Ttulo6Char"/>
     <w:uiPriority w:val="9"/>
     <w:semiHidden/>
     <w:unhideWhenUsed/>
@@ -2012,11 +2034,11 @@
       <w14:ligatures w14:val="standardContextual"/>
     </w:rPr>
   </w:style>
-  <w:style w:type="paragraph" w:styleId="Heading7">
+  <w:style w:type="paragraph" w:styleId="Ttulo7">
     <w:name w:val="heading 7"/>
     <w:basedOn w:val="Normal"/>
     <w:next w:val="Normal"/>
-    <w:link w:val="Heading7Char"/>
+    <w:link w:val="Ttulo7Char"/>
     <w:uiPriority w:val="9"/>
     <w:semiHidden/>
     <w:unhideWhenUsed/>
@@ -2041,11 +2063,11 @@
       <w14:ligatures w14:val="standardContextual"/>
     </w:rPr>
   </w:style>
-  <w:style w:type="paragraph" w:styleId="Heading8">
+  <w:style w:type="paragraph" w:styleId="Ttulo8">
     <w:name w:val="heading 8"/>
     <w:basedOn w:val="Normal"/>
     <w:next w:val="Normal"/>
-    <w:link w:val="Heading8Char"/>
+    <w:link w:val="Ttulo8Char"/>
     <w:uiPriority w:val="9"/>
     <w:semiHidden/>
     <w:unhideWhenUsed/>
@@ -2072,11 +2094,11 @@
       <w14:ligatures w14:val="standardContextual"/>
     </w:rPr>
   </w:style>
-  <w:style w:type="paragraph" w:styleId="Heading9">
+  <w:style w:type="paragraph" w:styleId="Ttulo9">
     <w:name w:val="heading 9"/>
     <w:basedOn w:val="Normal"/>
     <w:next w:val="Normal"/>
-    <w:link w:val="Heading9Char"/>
+    <w:link w:val="Ttulo9Char"/>
     <w:uiPriority w:val="9"/>
     <w:semiHidden/>
     <w:unhideWhenUsed/>
@@ -2101,13 +2123,13 @@
       <w14:ligatures w14:val="standardContextual"/>
     </w:rPr>
   </w:style>
-  <w:style w:type="character" w:default="1" w:styleId="DefaultParagraphFont">
+  <w:style w:type="character" w:default="1" w:styleId="Fontepargpadro">
     <w:name w:val="Default Paragraph Font"/>
     <w:uiPriority w:val="1"/>
     <w:semiHidden/>
     <w:unhideWhenUsed/>
   </w:style>
-  <w:style w:type="table" w:default="1" w:styleId="TableNormal">
+  <w:style w:type="table" w:default="1" w:styleId="Tabelanormal">
     <w:name w:val="Normal Table"/>
     <w:uiPriority w:val="99"/>
     <w:semiHidden/>
@@ -2122,16 +2144,16 @@
       </w:tblCellMar>
     </w:tblPr>
   </w:style>
-  <w:style w:type="numbering" w:default="1" w:styleId="NoList">
+  <w:style w:type="numbering" w:default="1" w:styleId="Semlista">
     <w:name w:val="No List"/>
     <w:uiPriority w:val="99"/>
     <w:semiHidden/>
     <w:unhideWhenUsed/>
   </w:style>
-  <w:style w:type="character" w:customStyle="1" w:styleId="Heading1Char">
-    <w:name w:val="Heading 1 Char"/>
-    <w:basedOn w:val="DefaultParagraphFont"/>
-    <w:link w:val="Heading1"/>
+  <w:style w:type="character" w:customStyle="1" w:styleId="Ttulo1Char">
+    <w:name w:val="Título 1 Char"/>
+    <w:basedOn w:val="Fontepargpadro"/>
+    <w:link w:val="Ttulo1"/>
     <w:uiPriority w:val="9"/>
     <w:rsid w:val="00745A54"/>
     <w:rPr>
@@ -2141,10 +2163,10 @@
       <w:szCs w:val="40"/>
     </w:rPr>
   </w:style>
-  <w:style w:type="character" w:customStyle="1" w:styleId="Heading2Char">
-    <w:name w:val="Heading 2 Char"/>
-    <w:basedOn w:val="DefaultParagraphFont"/>
-    <w:link w:val="Heading2"/>
+  <w:style w:type="character" w:customStyle="1" w:styleId="Ttulo2Char">
+    <w:name w:val="Título 2 Char"/>
+    <w:basedOn w:val="Fontepargpadro"/>
+    <w:link w:val="Ttulo2"/>
     <w:uiPriority w:val="9"/>
     <w:semiHidden/>
     <w:rsid w:val="00745A54"/>
@@ -2155,10 +2177,10 @@
       <w:szCs w:val="32"/>
     </w:rPr>
   </w:style>
-  <w:style w:type="character" w:customStyle="1" w:styleId="Heading3Char">
-    <w:name w:val="Heading 3 Char"/>
-    <w:basedOn w:val="DefaultParagraphFont"/>
-    <w:link w:val="Heading3"/>
+  <w:style w:type="character" w:customStyle="1" w:styleId="Ttulo3Char">
+    <w:name w:val="Título 3 Char"/>
+    <w:basedOn w:val="Fontepargpadro"/>
+    <w:link w:val="Ttulo3"/>
     <w:uiPriority w:val="9"/>
     <w:semiHidden/>
     <w:rsid w:val="00745A54"/>
@@ -2169,10 +2191,10 @@
       <w:szCs w:val="28"/>
     </w:rPr>
   </w:style>
-  <w:style w:type="character" w:customStyle="1" w:styleId="Heading4Char">
-    <w:name w:val="Heading 4 Char"/>
-    <w:basedOn w:val="DefaultParagraphFont"/>
-    <w:link w:val="Heading4"/>
+  <w:style w:type="character" w:customStyle="1" w:styleId="Ttulo4Char">
+    <w:name w:val="Título 4 Char"/>
+    <w:basedOn w:val="Fontepargpadro"/>
+    <w:link w:val="Ttulo4"/>
     <w:uiPriority w:val="9"/>
     <w:semiHidden/>
     <w:rsid w:val="00745A54"/>
@@ -2183,10 +2205,10 @@
       <w:color w:val="0F4761" w:themeColor="accent1" w:themeShade="BF"/>
     </w:rPr>
   </w:style>
-  <w:style w:type="character" w:customStyle="1" w:styleId="Heading5Char">
-    <w:name w:val="Heading 5 Char"/>
-    <w:basedOn w:val="DefaultParagraphFont"/>
-    <w:link w:val="Heading5"/>
+  <w:style w:type="character" w:customStyle="1" w:styleId="Ttulo5Char">
+    <w:name w:val="Título 5 Char"/>
+    <w:basedOn w:val="Fontepargpadro"/>
+    <w:link w:val="Ttulo5"/>
     <w:uiPriority w:val="9"/>
     <w:semiHidden/>
     <w:rsid w:val="00745A54"/>
@@ -2195,10 +2217,10 @@
       <w:color w:val="0F4761" w:themeColor="accent1" w:themeShade="BF"/>
     </w:rPr>
   </w:style>
-  <w:style w:type="character" w:customStyle="1" w:styleId="Heading6Char">
-    <w:name w:val="Heading 6 Char"/>
-    <w:basedOn w:val="DefaultParagraphFont"/>
-    <w:link w:val="Heading6"/>
+  <w:style w:type="character" w:customStyle="1" w:styleId="Ttulo6Char">
+    <w:name w:val="Título 6 Char"/>
+    <w:basedOn w:val="Fontepargpadro"/>
+    <w:link w:val="Ttulo6"/>
     <w:uiPriority w:val="9"/>
     <w:semiHidden/>
     <w:rsid w:val="00745A54"/>
@@ -2209,10 +2231,10 @@
       <w:color w:val="595959" w:themeColor="text1" w:themeTint="A6"/>
     </w:rPr>
   </w:style>
-  <w:style w:type="character" w:customStyle="1" w:styleId="Heading7Char">
-    <w:name w:val="Heading 7 Char"/>
-    <w:basedOn w:val="DefaultParagraphFont"/>
-    <w:link w:val="Heading7"/>
+  <w:style w:type="character" w:customStyle="1" w:styleId="Ttulo7Char">
+    <w:name w:val="Título 7 Char"/>
+    <w:basedOn w:val="Fontepargpadro"/>
+    <w:link w:val="Ttulo7"/>
     <w:uiPriority w:val="9"/>
     <w:semiHidden/>
     <w:rsid w:val="00745A54"/>
@@ -2221,10 +2243,10 @@
       <w:color w:val="595959" w:themeColor="text1" w:themeTint="A6"/>
     </w:rPr>
   </w:style>
-  <w:style w:type="character" w:customStyle="1" w:styleId="Heading8Char">
-    <w:name w:val="Heading 8 Char"/>
-    <w:basedOn w:val="DefaultParagraphFont"/>
-    <w:link w:val="Heading8"/>
+  <w:style w:type="character" w:customStyle="1" w:styleId="Ttulo8Char">
+    <w:name w:val="Título 8 Char"/>
+    <w:basedOn w:val="Fontepargpadro"/>
+    <w:link w:val="Ttulo8"/>
     <w:uiPriority w:val="9"/>
     <w:semiHidden/>
     <w:rsid w:val="00745A54"/>
@@ -2235,10 +2257,10 @@
       <w:color w:val="272727" w:themeColor="text1" w:themeTint="D8"/>
     </w:rPr>
   </w:style>
-  <w:style w:type="character" w:customStyle="1" w:styleId="Heading9Char">
-    <w:name w:val="Heading 9 Char"/>
-    <w:basedOn w:val="DefaultParagraphFont"/>
-    <w:link w:val="Heading9"/>
+  <w:style w:type="character" w:customStyle="1" w:styleId="Ttulo9Char">
+    <w:name w:val="Título 9 Char"/>
+    <w:basedOn w:val="Fontepargpadro"/>
+    <w:link w:val="Ttulo9"/>
     <w:uiPriority w:val="9"/>
     <w:semiHidden/>
     <w:rsid w:val="00745A54"/>
@@ -2247,11 +2269,11 @@
       <w:color w:val="272727" w:themeColor="text1" w:themeTint="D8"/>
     </w:rPr>
   </w:style>
-  <w:style w:type="paragraph" w:styleId="Title">
+  <w:style w:type="paragraph" w:styleId="Ttulo">
     <w:name w:val="Title"/>
     <w:basedOn w:val="Normal"/>
     <w:next w:val="Normal"/>
-    <w:link w:val="TitleChar"/>
+    <w:link w:val="TtuloChar"/>
     <w:uiPriority w:val="10"/>
     <w:qFormat/>
     <w:rsid w:val="00745A54"/>
@@ -2272,10 +2294,10 @@
       <w14:ligatures w14:val="standardContextual"/>
     </w:rPr>
   </w:style>
-  <w:style w:type="character" w:customStyle="1" w:styleId="TitleChar">
-    <w:name w:val="Title Char"/>
-    <w:basedOn w:val="DefaultParagraphFont"/>
-    <w:link w:val="Title"/>
+  <w:style w:type="character" w:customStyle="1" w:styleId="TtuloChar">
+    <w:name w:val="Título Char"/>
+    <w:basedOn w:val="Fontepargpadro"/>
+    <w:link w:val="Ttulo"/>
     <w:uiPriority w:val="10"/>
     <w:rsid w:val="00745A54"/>
     <w:rPr>
@@ -2286,11 +2308,11 @@
       <w:szCs w:val="56"/>
     </w:rPr>
   </w:style>
-  <w:style w:type="paragraph" w:styleId="Subtitle">
+  <w:style w:type="paragraph" w:styleId="Subttulo">
     <w:name w:val="Subtitle"/>
     <w:basedOn w:val="Normal"/>
     <w:next w:val="Normal"/>
-    <w:link w:val="SubtitleChar"/>
+    <w:link w:val="SubttuloChar"/>
     <w:uiPriority w:val="11"/>
     <w:qFormat/>
     <w:rsid w:val="00745A54"/>
@@ -2314,10 +2336,10 @@
       <w14:ligatures w14:val="standardContextual"/>
     </w:rPr>
   </w:style>
-  <w:style w:type="character" w:customStyle="1" w:styleId="SubtitleChar">
-    <w:name w:val="Subtitle Char"/>
-    <w:basedOn w:val="DefaultParagraphFont"/>
-    <w:link w:val="Subtitle"/>
+  <w:style w:type="character" w:customStyle="1" w:styleId="SubttuloChar">
+    <w:name w:val="Subtítulo Char"/>
+    <w:basedOn w:val="Fontepargpadro"/>
+    <w:link w:val="Subttulo"/>
     <w:uiPriority w:val="11"/>
     <w:rsid w:val="00745A54"/>
     <w:rPr>
@@ -2328,11 +2350,11 @@
       <w:szCs w:val="28"/>
     </w:rPr>
   </w:style>
-  <w:style w:type="paragraph" w:styleId="Quote">
+  <w:style w:type="paragraph" w:styleId="Citao">
     <w:name w:val="Quote"/>
     <w:basedOn w:val="Normal"/>
     <w:next w:val="Normal"/>
-    <w:link w:val="QuoteChar"/>
+    <w:link w:val="CitaoChar"/>
     <w:uiPriority w:val="29"/>
     <w:qFormat/>
     <w:rsid w:val="00745A54"/>
@@ -2355,10 +2377,10 @@
       <w14:ligatures w14:val="standardContextual"/>
     </w:rPr>
   </w:style>
-  <w:style w:type="character" w:customStyle="1" w:styleId="QuoteChar">
-    <w:name w:val="Quote Char"/>
-    <w:basedOn w:val="DefaultParagraphFont"/>
-    <w:link w:val="Quote"/>
+  <w:style w:type="character" w:customStyle="1" w:styleId="CitaoChar">
+    <w:name w:val="Citação Char"/>
+    <w:basedOn w:val="Fontepargpadro"/>
+    <w:link w:val="Citao"/>
     <w:uiPriority w:val="29"/>
     <w:rsid w:val="00745A54"/>
     <w:rPr>
@@ -2367,7 +2389,7 @@
       <w:color w:val="404040" w:themeColor="text1" w:themeTint="BF"/>
     </w:rPr>
   </w:style>
-  <w:style w:type="paragraph" w:styleId="ListParagraph">
+  <w:style w:type="paragraph" w:styleId="PargrafodaLista">
     <w:name w:val="List Paragraph"/>
     <w:basedOn w:val="Normal"/>
     <w:uiPriority w:val="34"/>
@@ -2390,9 +2412,9 @@
       <w14:ligatures w14:val="standardContextual"/>
     </w:rPr>
   </w:style>
-  <w:style w:type="character" w:styleId="IntenseEmphasis">
+  <w:style w:type="character" w:styleId="nfaseIntensa">
     <w:name w:val="Intense Emphasis"/>
-    <w:basedOn w:val="DefaultParagraphFont"/>
+    <w:basedOn w:val="Fontepargpadro"/>
     <w:uiPriority w:val="21"/>
     <w:qFormat/>
     <w:rsid w:val="00745A54"/>
@@ -2402,11 +2424,11 @@
       <w:color w:val="0F4761" w:themeColor="accent1" w:themeShade="BF"/>
     </w:rPr>
   </w:style>
-  <w:style w:type="paragraph" w:styleId="IntenseQuote">
+  <w:style w:type="paragraph" w:styleId="CitaoIntensa">
     <w:name w:val="Intense Quote"/>
     <w:basedOn w:val="Normal"/>
     <w:next w:val="Normal"/>
-    <w:link w:val="IntenseQuoteChar"/>
+    <w:link w:val="CitaoIntensaChar"/>
     <w:uiPriority w:val="30"/>
     <w:qFormat/>
     <w:rsid w:val="00745A54"/>
@@ -2434,10 +2456,10 @@
       <w14:ligatures w14:val="standardContextual"/>
     </w:rPr>
   </w:style>
-  <w:style w:type="character" w:customStyle="1" w:styleId="IntenseQuoteChar">
-    <w:name w:val="Intense Quote Char"/>
-    <w:basedOn w:val="DefaultParagraphFont"/>
-    <w:link w:val="IntenseQuote"/>
+  <w:style w:type="character" w:customStyle="1" w:styleId="CitaoIntensaChar">
+    <w:name w:val="Citação Intensa Char"/>
+    <w:basedOn w:val="Fontepargpadro"/>
+    <w:link w:val="CitaoIntensa"/>
     <w:uiPriority w:val="30"/>
     <w:rsid w:val="00745A54"/>
     <w:rPr>
@@ -2446,9 +2468,9 @@
       <w:color w:val="0F4761" w:themeColor="accent1" w:themeShade="BF"/>
     </w:rPr>
   </w:style>
-  <w:style w:type="character" w:styleId="IntenseReference">
+  <w:style w:type="character" w:styleId="RefernciaIntensa">
     <w:name w:val="Intense Reference"/>
-    <w:basedOn w:val="DefaultParagraphFont"/>
+    <w:basedOn w:val="Fontepargpadro"/>
     <w:uiPriority w:val="32"/>
     <w:qFormat/>
     <w:rsid w:val="00745A54"/>
@@ -2500,10 +2522,10 @@
       <w:spacing w:before="49"/>
     </w:pPr>
   </w:style>
-  <w:style w:type="paragraph" w:styleId="BodyText">
+  <w:style w:type="paragraph" w:styleId="Corpodetexto">
     <w:name w:val="Body Text"/>
     <w:basedOn w:val="Normal"/>
-    <w:link w:val="BodyTextChar"/>
+    <w:link w:val="CorpodetextoChar"/>
     <w:uiPriority w:val="1"/>
     <w:qFormat/>
     <w:rsid w:val="003642FB"/>
@@ -2515,10 +2537,10 @@
       <w:szCs w:val="18"/>
     </w:rPr>
   </w:style>
-  <w:style w:type="character" w:customStyle="1" w:styleId="BodyTextChar">
-    <w:name w:val="Body Text Char"/>
-    <w:basedOn w:val="DefaultParagraphFont"/>
-    <w:link w:val="BodyText"/>
+  <w:style w:type="character" w:customStyle="1" w:styleId="CorpodetextoChar">
+    <w:name w:val="Corpo de texto Char"/>
+    <w:basedOn w:val="Fontepargpadro"/>
+    <w:link w:val="Corpodetexto"/>
     <w:uiPriority w:val="1"/>
     <w:rsid w:val="003642FB"/>
     <w:rPr>

--- a/pgr_app/modelos/modelo_riscos_pcmso.docx
+++ b/pgr_app/modelos/modelo_riscos_pcmso.docx
@@ -690,43 +690,8 @@
             <w:shd w:val="clear" w:color="auto" w:fill="CFCFCF"/>
           </w:tcPr>
           <w:p>
-            <w:pPr>
-              <w:spacing w:before="49"/>
-              <w:ind w:left="15" w:right="4"/>
-              <w:jc w:val="center"/>
-              <w:rPr>
-                <w:rFonts w:ascii="Arial Narrow" w:hAnsi="Arial Narrow"/>
-                <w:b/>
-                <w:sz w:val="20"/>
-                <w:szCs w:val="20"/>
-              </w:rPr>
-            </w:pPr>
-            <w:r>
-              <w:rPr>
-                <w:rFonts w:ascii="Arial Narrow" w:hAnsi="Arial Narrow"/>
-                <w:b/>
-                <w:sz w:val="20"/>
-                <w:szCs w:val="20"/>
-              </w:rPr>
-              <w:t xml:space="preserve">NENHUM FATOR DE RISCO PSICOSSOCIAL FOI IDENTIFICADO PARA </w:t>
-            </w:r>
-            <w:r>
-              <w:rPr>
-                <w:rFonts w:ascii="Arial Narrow" w:hAnsi="Arial Narrow"/>
-                <w:b/>
-                <w:sz w:val="20"/>
-                <w:szCs w:val="20"/>
-              </w:rPr>
-              <w:t>O</w:t>
-            </w:r>
-            <w:r>
-              <w:rPr>
-                <w:rFonts w:ascii="Arial Narrow" w:hAnsi="Arial Narrow"/>
-                <w:b/>
-                <w:sz w:val="20"/>
-                <w:szCs w:val="20"/>
-              </w:rPr>
-              <w:t xml:space="preserve"> SETOR</w:t>
+            <w:r>
+              <w:t>NENHUM FATOR DE RISCO PSICOSSOCIAL FOI IDENTIFICADO PARA O GES</w:t>
             </w:r>
           </w:p>
         </w:tc>
